--- a/files/3-brif-novogo-klienta.docx
+++ b/files/3-brif-novogo-klienta.docx
@@ -41,7 +41,23 @@
     </w:p>
     <w:p>
       <w:r>
-        <w:t>3. Чем вы отличаетесь от конкурентов</w:t>
+        <w:t>3. Сколько человек в команде и кто чем занимается</w:t>
+      </w:r>
+    </w:p>
+    <w:p>
+      <w:r>
+        <w:t>Ответ: ____________________________________________</w:t>
+      </w:r>
+    </w:p>
+    <w:p/>
+    <w:p>
+      <w:r>
+        <w:t>РУТИНА И ПРОЦЕССЫ</w:t>
+      </w:r>
+    </w:p>
+    <w:p>
+      <w:r>
+        <w:t>4. Какие задачи отнимают больше всего времени каждую неделю</w:t>
       </w:r>
     </w:p>
     <w:p>
@@ -51,7 +67,27 @@
     </w:p>
     <w:p>
       <w:r>
-        <w:t>4. Средний чек и главный продукт</w:t>
+        <w:t>5. Что вы делаете руками, хотя кажется, что это можно автоматизировать</w:t>
+      </w:r>
+    </w:p>
+    <w:p>
+      <w:r>
+        <w:t>Ответ: ____________________________________________</w:t>
+      </w:r>
+    </w:p>
+    <w:p>
+      <w:r>
+        <w:t>6. Какими программами и сервисами уже пользуетесь (таблицы, CRM, мессенджеры)</w:t>
+      </w:r>
+    </w:p>
+    <w:p>
+      <w:r>
+        <w:t>Ответ: ____________________________________________</w:t>
+      </w:r>
+    </w:p>
+    <w:p>
+      <w:r>
+        <w:t>7. Пробовали ли нейросети или автоматизацию и что получилось</w:t>
       </w:r>
     </w:p>
     <w:p>
@@ -67,7 +103,7 @@
     </w:p>
     <w:p>
       <w:r>
-        <w:t>5. Чего хотите добиться за 1–3 месяца (заявки, продажи, узнаваемость)</w:t>
+        <w:t>8. Чего хотите добиться за 1–3 месяца (сэкономить часы, увеличить заявки, запустить блог)</w:t>
       </w:r>
     </w:p>
     <w:p>
@@ -77,7 +113,7 @@
     </w:p>
     <w:p>
       <w:r>
-        <w:t>6. Желаемое количество заявок / продаж в месяц</w:t>
+        <w:t>9. Сколько времени в неделю хотите освободить</w:t>
       </w:r>
     </w:p>
     <w:p>
@@ -87,7 +123,7 @@
     </w:p>
     <w:p>
       <w:r>
-        <w:t>7. Бюджет на рекламу в месяц</w:t>
+        <w:t>10. Бюджет на проект</w:t>
       </w:r>
     </w:p>
     <w:p>
@@ -98,12 +134,12 @@
     <w:p/>
     <w:p>
       <w:r>
-        <w:t>АУДИТОРИЯ</w:t>
+        <w:t>ЛИЧНЫЙ БРЕНД И КОНТЕНТ (ЕСЛИ НУЖНО)</w:t>
       </w:r>
     </w:p>
     <w:p>
       <w:r>
-        <w:t>8. Кто ваш клиент (возраст, город, интересы)</w:t>
+        <w:t>11. Ведёте ли вы блог или соцсети, ссылки</w:t>
       </w:r>
     </w:p>
     <w:p>
@@ -113,7 +149,7 @@
     </w:p>
     <w:p>
       <w:r>
-        <w:t>9. С какой проблемой он к вам приходит</w:t>
+        <w:t>12. О чём хотите говорить и для кого</w:t>
       </w:r>
     </w:p>
     <w:p>
@@ -123,43 +159,7 @@
     </w:p>
     <w:p>
       <w:r>
-        <w:t>10. Почему может отказаться</w:t>
-      </w:r>
-    </w:p>
-    <w:p>
-      <w:r>
-        <w:t>Ответ: ____________________________________________</w:t>
-      </w:r>
-    </w:p>
-    <w:p/>
-    <w:p>
-      <w:r>
-        <w:t>ЧТО УЖЕ БЫЛО</w:t>
-      </w:r>
-    </w:p>
-    <w:p>
-      <w:r>
-        <w:t>11. Какую рекламу запускали раньше и с каким результатом</w:t>
-      </w:r>
-    </w:p>
-    <w:p>
-      <w:r>
-        <w:t>Ответ: ____________________________________________</w:t>
-      </w:r>
-    </w:p>
-    <w:p>
-      <w:r>
-        <w:t>12. Есть ли сайт, группа, аккаунты в соцсетях (ссылки)</w:t>
-      </w:r>
-    </w:p>
-    <w:p>
-      <w:r>
-        <w:t>Ответ: ____________________________________________</w:t>
-      </w:r>
-    </w:p>
-    <w:p>
-      <w:r>
-        <w:t>13. Есть ли доступы и счётчики (Метрика, пиксель)</w:t>
+        <w:t>13. Есть ли материалы, фото, примеры работ</w:t>
       </w:r>
     </w:p>
     <w:p>
@@ -175,7 +175,7 @@
     </w:p>
     <w:p>
       <w:r>
-        <w:t>14. Кто принимает решения и согласовывает макеты</w:t>
+        <w:t>14. Кто принимает решения и согласовывает результат</w:t>
       </w:r>
     </w:p>
     <w:p>
@@ -185,7 +185,7 @@
     </w:p>
     <w:p>
       <w:r>
-        <w:t>15. Как удобнее связываться и как часто нужен отчёт</w:t>
+        <w:t>15. Как удобнее связываться и как часто нужен статус</w:t>
       </w:r>
     </w:p>
     <w:p>
